--- a/docs/SE2026-G22-校园互助平台-演示讲稿.docx
+++ b/docs/SE2026-G22-校园互助平台-演示讲稿.docx
@@ -2617,7 +2617,7 @@
           <w:b w:val="0"/>
           <w:sz w:val="22"/>
         </w:rPr>
-        <w:t>答：我们算过工作量和产能。总工作量六十二人天，两人十六周的产能是八十人天，利用率百分之七十七点五。但确实有峰值：W10 到 W11 因为课程要求设计评审和代码清单只隔一周，会出现约两倍的负载。对应的措施已经写进计划：编码提前到 W9 启动、集成联调和设计评审 PPT 设为两人共同承担、信用评价模块按最小可用范围实现、W14 作为缓冲周。</w:t>
+        <w:t>答：我们算过工作量和产能。总工作量四百九十六人时，两人十六周的产能是六百四十人时，利用率百分之七十七点五。但确实有峰值：W10 到 W11 因为课程要求设计评审和代码清单只隔一周，会出现约两倍的负载。对应的措施已经写进计划：编码提前到 W9 启动、集成联调和设计评审 PPT 设为两人共同承担、信用评价模块按最小可用范围实现、W14 作为缓冲周。</w:t>
       </w:r>
     </w:p>
     <w:p>

--- a/docs/SE2026-G22-校园互助平台-演示讲稿.docx
+++ b/docs/SE2026-G22-校园互助平台-演示讲稿.docx
@@ -2999,6 +2999,7 @@
       </w:r>
     </w:p>
     <w:sectPr>
+      <w:headerReference w:type="default" r:id="rId9"/>
       <w:pgSz w:w="11906" w:h="16838"/>
       <w:pgMar w:top="1304" w:right="1474" w:bottom="1304" w:left="1474" w:header="720" w:footer="720" w:gutter="0"/>
       <w:cols w:space="720"/>
@@ -3006,6 +3007,61 @@
     </w:sectPr>
   </w:body>
 </w:document>
+</file>
+
+<file path=word/header1.xml><?xml version="1.0" encoding="utf-8"?>
+<w:hdr xmlns:m="http://schemas.openxmlformats.org/officeDocument/2006/math" xmlns:mc="http://schemas.openxmlformats.org/markup-compatibility/2006" xmlns:mo="http://schemas.microsoft.com/office/mac/office/2008/main" xmlns:mv="urn:schemas-microsoft-com:mac:vml" xmlns:o="urn:schemas-microsoft-com:office:office" xmlns:r="http://schemas.openxmlformats.org/officeDocument/2006/relationships" xmlns:v="urn:schemas-microsoft-com:vml" xmlns:w10="urn:schemas-microsoft-com:office:word" xmlns:w14="http://schemas.microsoft.com/office/word/2010/wordml" xmlns:w="http://schemas.openxmlformats.org/wordprocessingml/2006/main" xmlns:wne="http://schemas.microsoft.com/office/word/2006/wordml" xmlns:wp14="http://schemas.microsoft.com/office/word/2010/wordprocessingDrawing" xmlns:wp="http://schemas.openxmlformats.org/drawingml/2006/wordprocessingDrawing" xmlns:wpc="http://schemas.microsoft.com/office/word/2010/wordprocessingCanvas" xmlns:wpg="http://schemas.microsoft.com/office/word/2010/wordprocessingGroup" xmlns:wpi="http://schemas.microsoft.com/office/word/2010/wordprocessingInk" xmlns:wps="http://schemas.microsoft.com/office/word/2010/wordprocessingShape" mc:Ignorable="w14 wp14">
+  <w:p>
+    <w:pPr>
+      <w:pStyle w:val="Header"/>
+      <w:jc w:val="right"/>
+    </w:pPr>
+    <w:r/>
+    <w:r>
+      <w:drawing>
+        <wp:inline xmlns:a="http://schemas.openxmlformats.org/drawingml/2006/main" xmlns:pic="http://schemas.openxmlformats.org/drawingml/2006/picture">
+          <wp:extent cx="198000" cy="198000"/>
+          <wp:docPr id="1" name="Picture 1"/>
+          <wp:cNvGraphicFramePr>
+            <a:graphicFrameLocks noChangeAspect="1"/>
+          </wp:cNvGraphicFramePr>
+          <a:graphic>
+            <a:graphicData uri="http://schemas.openxmlformats.org/drawingml/2006/picture">
+              <pic:pic>
+                <pic:nvPicPr>
+                  <pic:cNvPr id="0" name="logo.png"/>
+                  <pic:cNvPicPr/>
+                </pic:nvPicPr>
+                <pic:blipFill>
+                  <a:blip r:embed="rId1"/>
+                  <a:stretch>
+                    <a:fillRect/>
+                  </a:stretch>
+                </pic:blipFill>
+                <pic:spPr>
+                  <a:xfrm>
+                    <a:off x="0" y="0"/>
+                    <a:ext cx="198000" cy="198000"/>
+                  </a:xfrm>
+                  <a:prstGeom prst="rect"/>
+                </pic:spPr>
+              </pic:pic>
+            </a:graphicData>
+          </a:graphic>
+        </wp:inline>
+      </w:drawing>
+    </w:r>
+    <w:r>
+      <w:rPr>
+        <w:rFonts w:ascii="宋体" w:hAnsi="宋体" w:eastAsia="宋体"/>
+        <w:b w:val="0"/>
+        <w:color w:val="64748B"/>
+        <w:sz w:val="18"/>
+      </w:rPr>
+      <w:t xml:space="preserve">　《校园互助平台》演示讲稿</w:t>
+    </w:r>
+  </w:p>
+</w:hdr>
 </file>
 
 <file path=word/numbering.xml><?xml version="1.0" encoding="utf-8"?>
